--- a/res/programmes/Ingenierie-des-donnees-sur-AWS-27h.docx
+++ b/res/programmes/Ingenierie-des-donnees-sur-AWS-27h.docx
@@ -212,7 +212,7 @@
         <w:pStyle w:val="ProgBody"/>
       </w:pPr>
       <w:r>
-        <w:t>Ce programme apprend aux participants à construire des pipelines de données sur Amazon Web Services et couvre les thèmes principaux de l’examen AWS Certified Data Engineer – Associate (DEA-C01). Ils conçoivent un data lake S3 avec des tables Parquet partitionnées et Apache Iceberg, ingèrent des données par lots et en flux, les transforment avec AWS Glue et EMR, chargent et interrogent Amazon Redshift Serverless, gouvernent accès et qualité avec Lake Formation et Glue Data Quality, orchestrent avec Step Functions et Amazon MWAA, et analysent les résultats avec Athena, Managed Service for Apache Flink et QuickSight. Un entraînement à l’examen clôt le contenu, et le programme s’achève par un projet final : un pipeline de données de bout en bout construit et présenté par chaque équipe.</w:t>
+        <w:t>Ce programme apprend aux participants à construire des pipelines de données sur Amazon Web Services et couvre les thèmes principaux de l’examen AWS Certified Data Engineer – Associate (DEA-C01). Ils conçoivent un data lake S3 avec des tables Parquet partitionnées et Apache Iceberg, ingèrent des données par lots et en flux, les transforment avec AWS Glue et EMR, chargent et interrogent Amazon Redshift Serverless, gouvernent accès et qualité avec Lake Formation et Glue Data Quality, orchestrent avec Step Functions et Amazon MWAA, et analysent les résultats avec Athena, Amazon Managed Service for Apache Flink et QuickSight. Un entraînement à l’examen clôt le contenu, et le programme s’achève par un projet final : un pipeline de données de bout en bout construit et présenté par chaque équipe.</w:t>
       </w:r>
     </w:p>
     <w:p>
@@ -724,7 +724,7 @@
               <w:pStyle w:val="ProgTableText"/>
             </w:pPr>
             <w:r>
-              <w:t>AWS Cloud Practitioner (cours) et Python pour la data science (cours), ou équivalent : services AWS essentiels, Python et SQL. Ces notions sont utilisées, pas enseignées</w:t>
+              <w:t>Services AWS essentiels (cours : AWS Cloud Practitioner) ; Python et SQL (cours : Python pour la data science), ou équivalent. Ces notions sont utilisées, pas enseignées</w:t>
             </w:r>
           </w:p>
         </w:tc>
@@ -808,7 +808,7 @@
               <w:pStyle w:val="ProgTableText"/>
             </w:pPr>
             <w:r>
-              <w:t>Un portable par participant avec un navigateur et la CLI AWS ; un compte AWS de test par équipe, fourni par l’organisateur, avec alerte budgétaire ; flux, clusters et entrepôts supprimés à la fin de chaque TP pour maîtriser les coûts</w:t>
+              <w:t>Un portable par participant avec un navigateur et la CLI AWS ; un compte AWS de test par équipe, fourni par l’organisateur, avec alerte budgétaire ; MWAA et l’abonnement QuickSight préparés par l’organisateur pour le cours, Redshift Serverless à la capacité de base minimale ; flux, clusters et entrepôts supprimés à la fin de chaque TP</w:t>
             </w:r>
           </w:p>
         </w:tc>
@@ -893,7 +893,7 @@
         <w:pStyle w:val="ProgIntro"/>
       </w:pPr>
       <w:r>
-        <w:t>Les participants comparent traitement par lots et en flux, data lakes, entrepôts et lakehouses, conçoivent un data lake S3 avec des tables Parquet partitionnées et Apache Iceberg, puis ingèrent des données avec Kinesis Data Streams, Amazon Data Firehose, DMS et AppFlow, avec une présentation d’Amazon MSK. TP validé : un flux de navigation livré par Firehose en fichiers Parquet partitionnés dans le lake.</w:t>
+        <w:t>Les participants comparent traitement par lots et en flux, data lakes, entrepôts et lakehouses, conçoivent un data lake S3 avec des tables Parquet partitionnées et Apache Iceberg, puis ingèrent des données avec Kinesis Data Streams, Amazon Data Firehose, DMS et AppFlow, avec une présentation d’Amazon MSK. TP validé : un flux de clics (clickstream) envoyé dans Kinesis Data Streams et livré par Firehose en fichiers JSON partitionnés par date dans la zone brute du data lake.</w:t>
       </w:r>
     </w:p>
     <w:tbl>
@@ -1082,7 +1082,7 @@
               <w:pStyle w:val="ProgTableText"/>
             </w:pPr>
             <w:r>
-              <w:t>Data lake S3, partitionnement, Parquet, tables Apache Iceberg</w:t>
+              <w:t>Data lake S3, partitionnement, Parquet, tables Apache Iceberg (dont Amazon S3 Tables)</w:t>
             </w:r>
           </w:p>
         </w:tc>
@@ -1204,7 +1204,7 @@
         <w:pStyle w:val="ProgIntro"/>
       </w:pPr>
       <w:r>
-        <w:t>Les participants cataloguent et transforment le lake avec les crawlers, le Data Catalog et les jobs ETL d’AWS Glue, voient quand EMR est le meilleur choix, puis conçoivent, chargent et interrogent un entrepôt Redshift Serverless. TP validé : un job Glue qui nettoie les données brutes vers une table Iceberg organisée, chargée dans Redshift Serverless et interrogée.</w:t>
+        <w:t>Les participants cataloguent et transforment le data lake avec les crawlers, le Data Catalog et les jobs ETL d’AWS Glue, voient quand EMR est le meilleur choix, puis conçoivent, chargent et interrogent un entrepôt Redshift Serverless. TP validé : un job Glue qui nettoie les données brutes vers une table Iceberg nettoyée, chargée dans Redshift Serverless et interrogée.</w:t>
       </w:r>
     </w:p>
     <w:tbl>
@@ -1570,7 +1570,7 @@
               <w:pStyle w:val="ProgTableText"/>
             </w:pPr>
             <w:r>
-              <w:t>Permissions Lake Formation, Glue Data Quality, lignage des données</w:t>
+              <w:t>Permissions Lake Formation, Glue Data Quality, lignage des données (Amazon DataZone / SageMaker Catalog)</w:t>
             </w:r>
           </w:p>
         </w:tc>
@@ -1691,7 +1691,7 @@
               <w:pStyle w:val="ProgTableStrong"/>
             </w:pPr>
             <w:r>
-              <w:t>Analyse et analyse en flux</w:t>
+              <w:t>Analyse et traitement en temps réel</w:t>
             </w:r>
           </w:p>
         </w:tc>

--- a/res/programmes/Ingenierie-des-donnees-sur-AWS-27h.docx
+++ b/res/programmes/Ingenierie-des-donnees-sur-AWS-27h.docx
@@ -32,7 +32,13 @@
                     <pic:cNvPicPr/>
                   </pic:nvPicPr>
                   <pic:blipFill>
-                    <a:blip r:embed="rId12"/>
+                    <a:blip r:embed="rId12">
+                      <a:extLst>
+                        <a:ext uri="{96DAC541-7B7A-43D3-8B79-37D633B846F1}">
+                          <asvg:svgBlip xmlns:asvg="http://schemas.microsoft.com/office/drawing/2016/SVG/main" r:embed="rId13"/>
+                        </a:ext>
+                      </a:extLst>
+                    </a:blip>
                     <a:stretch>
                       <a:fillRect/>
                     </a:stretch>
@@ -132,7 +138,7 @@
             <w:r>
               <w:drawing>
                 <wp:inline xmlns:a="http://schemas.openxmlformats.org/drawingml/2006/main" xmlns:pic="http://schemas.openxmlformats.org/drawingml/2006/picture">
-                  <wp:extent cx="516649" cy="486000"/>
+                  <wp:extent cx="516563" cy="486000"/>
                   <wp:docPr id="901" name="Picture 901"/>
                   <wp:cNvGraphicFramePr>
                     <a:graphicFrameLocks noChangeAspect="1"/>
@@ -145,7 +151,13 @@
                           <pic:cNvPicPr/>
                         </pic:nvPicPr>
                         <pic:blipFill>
-                          <a:blip r:embed="rId13"/>
+                          <a:blip r:embed="rId14">
+                            <a:extLst>
+                              <a:ext uri="{96DAC541-7B7A-43D3-8B79-37D633B846F1}">
+                                <asvg:svgBlip xmlns:asvg="http://schemas.microsoft.com/office/drawing/2016/SVG/main" r:embed="rId15"/>
+                              </a:ext>
+                            </a:extLst>
+                          </a:blip>
                           <a:stretch>
                             <a:fillRect/>
                           </a:stretch>
@@ -153,7 +165,7 @@
                         <pic:spPr>
                           <a:xfrm>
                             <a:off x="0" y="0"/>
-                            <a:ext cx="516649" cy="486000"/>
+                            <a:ext cx="516563" cy="486000"/>
                           </a:xfrm>
                           <a:prstGeom prst="rect"/>
                         </pic:spPr>
@@ -2195,7 +2207,7 @@
     <w:r>
       <w:drawing>
         <wp:inline xmlns:a="http://schemas.openxmlformats.org/drawingml/2006/main" xmlns:pic="http://schemas.openxmlformats.org/drawingml/2006/picture">
-          <wp:extent cx="114811" cy="108000"/>
+          <wp:extent cx="114792" cy="108000"/>
           <wp:docPr id="1" name="Picture 1"/>
           <wp:cNvGraphicFramePr>
             <a:graphicFrameLocks noChangeAspect="1"/>
@@ -2208,7 +2220,13 @@
                   <pic:cNvPicPr/>
                 </pic:nvPicPr>
                 <pic:blipFill>
-                  <a:blip r:embed="rId1"/>
+                  <a:blip r:embed="rId1">
+                    <a:extLst>
+                      <a:ext uri="{96DAC541-7B7A-43D3-8B79-37D633B846F1}">
+                        <asvg:svgBlip xmlns:asvg="http://schemas.microsoft.com/office/drawing/2016/SVG/main" r:embed="rId2"/>
+                      </a:ext>
+                    </a:extLst>
+                  </a:blip>
                   <a:stretch>
                     <a:fillRect/>
                   </a:stretch>
@@ -2216,7 +2234,7 @@
                 <pic:spPr>
                   <a:xfrm>
                     <a:off x="0" y="0"/>
-                    <a:ext cx="114811" cy="108000"/>
+                    <a:ext cx="114792" cy="108000"/>
                   </a:xfrm>
                   <a:prstGeom prst="rect"/>
                 </pic:spPr>
